--- a/static/media/to_trinh.docx
+++ b/static/media/to_trinh.docx
@@ -523,7 +523,7 @@
           <w:szCs w:val="28"/>
           <w:lang w:val="nl-NL"/>
         </w:rPr>
-        <w:t>&lt;ky_hoan_thue&gt;</w:t>
+        <w:t>Từ năm &lt;tu_nam&gt; đến năm &lt;den_nam&gt;</w:t>
       </w:r>
       <w:r>
         <w:rPr>
